--- a/testakten/rentenrecht-erwerbsminderung-orthopaedie-psyche-kassel/01_mandatsnotiz_fristsache.docx
+++ b/testakten/rentenrecht-erwerbsminderung-orthopaedie-psyche-kassel/01_mandatsnotiz_fristsache.docx
@@ -5,24 +5,35 @@
     <w:p>
       <w:pPr>
         <w:pStyle w:val="Heading1"/>
+        <w:spacing w:after="160" w:line="259" w:lineRule="auto"/>
       </w:pPr>
       <w:r>
         <w:rPr>
           <w:rFonts w:ascii="Times New Roman" w:hAnsi="Times New Roman"/>
+          <w:b/>
+          <w:sz w:val="28"/>
         </w:rPr>
         <w:t>Mandatsnotiz und Fristsache</w:t>
       </w:r>
     </w:p>
     <w:p>
       <w:pPr>
+        <w:spacing w:line="259" w:lineRule="auto" w:after="60"/>
         <w:jc w:val="left"/>
       </w:pPr>
       <w:r>
+        <w:rPr>
+          <w:rFonts w:ascii="Times New Roman" w:hAnsi="Times New Roman"/>
+          <w:b w:val="0"/>
+          <w:i w:val="0"/>
+          <w:sz w:val="22"/>
+        </w:rPr>
         <w:t>Mandantin: Sabine Krüger, geboren 14.02.1971, wohnhaft in Kassel-Bettenhausen. Beruf: gelernte Einzelhandelskauffrau, zuletzt Kassiererin und stellvertretende Schichtleitung in einem Baumarkt. Arbeitsunfähig seit 18.09.2025. Krankengeld läuft voraussichtlich bis 03.03.2027. Antrag auf Rente wegen Erwerbsminderung gestellt am 12.03.2026. Ablehnungsbescheid der DRV Hessen vom 19.06.2026, Zugang am 24.06.2026. Widerspruchsfrist bis 24.07.2026.</w:t>
       </w:r>
     </w:p>
     <w:p>
       <w:pPr>
+        <w:spacing w:line="259" w:lineRule="auto" w:after="60"/>
         <w:jc w:val="left"/>
       </w:pPr>
       <w:r>
@@ -31,6 +42,7 @@
     </w:p>
     <w:p>
       <w:pPr>
+        <w:spacing w:line="259" w:lineRule="auto" w:after="60"/>
         <w:jc w:val="left"/>
       </w:pPr>
       <w:r>
@@ -38,13 +50,58 @@
       </w:r>
     </w:p>
     <w:sectPr>
+      <w:headerReference w:type="default" r:id="rId9"/>
+      <w:footerReference w:type="default" r:id="rId10"/>
       <w:pgSz w:w="11906" w:h="16838"/>
-      <w:pgMar w:top="1417" w:right="1417" w:bottom="1417" w:left="1417" w:header="720" w:footer="720" w:gutter="0"/>
+      <w:pgMar w:top="1191" w:right="1247" w:bottom="1134" w:left="1361" w:header="720" w:footer="720" w:gutter="0"/>
       <w:cols w:space="720"/>
       <w:docGrid w:linePitch="360"/>
     </w:sectPr>
   </w:body>
 </w:document>
+</file>
+
+<file path=word/footer1.xml><?xml version="1.0" encoding="utf-8"?>
+<w:ftr xmlns:m="http://schemas.openxmlformats.org/officeDocument/2006/math" xmlns:mc="http://schemas.openxmlformats.org/markup-compatibility/2006" xmlns:mo="http://schemas.microsoft.com/office/mac/office/2008/main" xmlns:mv="urn:schemas-microsoft-com:mac:vml" xmlns:o="urn:schemas-microsoft-com:office:office" xmlns:r="http://schemas.openxmlformats.org/officeDocument/2006/relationships" xmlns:v="urn:schemas-microsoft-com:vml" xmlns:w10="urn:schemas-microsoft-com:office:word" xmlns:w14="http://schemas.microsoft.com/office/word/2010/wordml" xmlns:w="http://schemas.openxmlformats.org/wordprocessingml/2006/main" xmlns:wne="http://schemas.microsoft.com/office/word/2006/wordml" xmlns:wp14="http://schemas.microsoft.com/office/word/2010/wordprocessingDrawing" xmlns:wp="http://schemas.openxmlformats.org/drawingml/2006/wordprocessingDrawing" xmlns:wpc="http://schemas.microsoft.com/office/word/2010/wordprocessingCanvas" xmlns:wpg="http://schemas.microsoft.com/office/word/2010/wordprocessingGroup" xmlns:wpi="http://schemas.microsoft.com/office/word/2010/wordprocessingInk" xmlns:wps="http://schemas.microsoft.com/office/word/2010/wordprocessingShape" mc:Ignorable="w14 wp14">
+  <w:p>
+    <w:pPr>
+      <w:pStyle w:val="Footer"/>
+      <w:jc w:val="left"/>
+    </w:pPr>
+    <w:r/>
+    <w:r>
+      <w:rPr>
+        <w:rFonts w:ascii="Times New Roman" w:hAnsi="Times New Roman"/>
+        <w:b w:val="0"/>
+        <w:color w:val="777777"/>
+        <w:sz w:val="17"/>
+      </w:rPr>
+      <w:t>Vertraulich | Bearbeitungsstand Juli 2026 | nur zur Aktenbearbeitung</w:t>
+    </w:r>
+  </w:p>
+</w:ftr>
+</file>
+
+<file path=word/header1.xml><?xml version="1.0" encoding="utf-8"?>
+<w:hdr xmlns:m="http://schemas.openxmlformats.org/officeDocument/2006/math" xmlns:mc="http://schemas.openxmlformats.org/markup-compatibility/2006" xmlns:mo="http://schemas.microsoft.com/office/mac/office/2008/main" xmlns:mv="urn:schemas-microsoft-com:mac:vml" xmlns:o="urn:schemas-microsoft-com:office:office" xmlns:r="http://schemas.openxmlformats.org/officeDocument/2006/relationships" xmlns:v="urn:schemas-microsoft-com:vml" xmlns:w10="urn:schemas-microsoft-com:office:word" xmlns:w14="http://schemas.microsoft.com/office/word/2010/wordml" xmlns:w="http://schemas.openxmlformats.org/wordprocessingml/2006/main" xmlns:wne="http://schemas.microsoft.com/office/word/2006/wordml" xmlns:wp14="http://schemas.microsoft.com/office/word/2010/wordprocessingDrawing" xmlns:wp="http://schemas.openxmlformats.org/drawingml/2006/wordprocessingDrawing" xmlns:wpc="http://schemas.microsoft.com/office/word/2010/wordprocessingCanvas" xmlns:wpg="http://schemas.microsoft.com/office/word/2010/wordprocessingGroup" xmlns:wpi="http://schemas.microsoft.com/office/word/2010/wordprocessingInk" xmlns:wps="http://schemas.microsoft.com/office/word/2010/wordprocessingShape" mc:Ignorable="w14 wp14">
+  <w:p>
+    <w:pPr>
+      <w:pStyle w:val="Header"/>
+      <w:jc w:val="left"/>
+    </w:pPr>
+    <w:r/>
+    <w:r>
+      <w:rPr>
+        <w:rFonts w:ascii="Times New Roman" w:hAnsi="Times New Roman"/>
+        <w:b w:val="0"/>
+        <w:i w:val="0"/>
+        <w:color w:val="666666"/>
+        <w:sz w:val="17"/>
+      </w:rPr>
+      <w:t>Rentenberatung Jessen &amp; Kollegium | Renten- und Versorgungsakte | Bearbeitungsstand Juli 2026</w:t>
+    </w:r>
+  </w:p>
+</w:hdr>
 </file>
 
 <file path=word/numbering.xml><?xml version="1.0" encoding="utf-8"?>
@@ -761,11 +818,12 @@
       <w:contextualSpacing/>
     </w:pPr>
     <w:rPr>
-      <w:rFonts w:asciiTheme="majorHAnsi" w:eastAsiaTheme="majorEastAsia" w:hAnsiTheme="majorHAnsi" w:cstheme="majorBidi"/>
+      <w:rFonts w:asciiTheme="majorHAnsi" w:eastAsiaTheme="majorEastAsia" w:hAnsiTheme="majorHAnsi" w:cstheme="majorBidi" w:ascii="Times New Roman" w:hAnsi="Times New Roman"/>
+      <w:b/>
       <w:color w:val="17365D" w:themeColor="text2" w:themeShade="BF"/>
       <w:spacing w:val="5"/>
       <w:kern w:val="28"/>
-      <w:sz w:val="52"/>
+      <w:sz w:val="30"/>
       <w:szCs w:val="52"/>
     </w:rPr>
   </w:style>
